--- a/文档/502引脚分配与逐脚连线表.docx
+++ b/文档/502引脚分配与逐脚连线表.docx
@@ -821,7 +821,7 @@
                 <w:b/>
                 <w:sz w:val="17"/>
               </w:rPr>
-              <w:t>HX711 模块</w:t>
+              <w:t>红外对射（滴速）</w:t>
             </w:r>
           </w:p>
         </w:tc>
@@ -841,7 +841,7 @@
                 <w:b w:val="0"/>
                 <w:sz w:val="17"/>
               </w:rPr>
-              <w:t>3V3 · GND · PB11(DT) · PB10(SCK)</w:t>
+              <w:t>3V3 · GND · PB12</w:t>
             </w:r>
           </w:p>
         </w:tc>
@@ -861,7 +861,7 @@
                 <w:b w:val="0"/>
                 <w:sz w:val="17"/>
               </w:rPr>
-              <w:t>4 根</w:t>
+              <w:t>3 根</w:t>
             </w:r>
           </w:p>
         </w:tc>
@@ -881,7 +881,7 @@
                 <w:b w:val="0"/>
                 <w:sz w:val="17"/>
               </w:rPr>
-              <w:t>称重 ADC</w:t>
+              <w:t>数滴：每滴遮断一次光路，中断计数</w:t>
             </w:r>
           </w:p>
         </w:tc>
@@ -907,7 +907,7 @@
                 <w:b/>
                 <w:sz w:val="17"/>
               </w:rPr>
-              <w:t>称重传感器</w:t>
+              <w:t>HX711 模块</w:t>
             </w:r>
           </w:p>
         </w:tc>
@@ -928,7 +928,7 @@
                 <w:b w:val="0"/>
                 <w:sz w:val="17"/>
               </w:rPr>
-              <w:t>接 HX711 的 E+ / E− / A+ / A−</w:t>
+              <w:t>3V3 · GND · PB11(DT) · PB10(SCK)</w:t>
             </w:r>
           </w:p>
         </w:tc>
@@ -970,7 +970,7 @@
                 <w:b w:val="0"/>
                 <w:sz w:val="17"/>
               </w:rPr>
-              <w:t>★ 颜色以实物说明为准</w:t>
+              <w:t>称重 ADC</w:t>
             </w:r>
           </w:p>
         </w:tc>
@@ -995,7 +995,7 @@
                 <w:b/>
                 <w:sz w:val="17"/>
               </w:rPr>
-              <w:t>ESP32-C3 核心板</w:t>
+              <w:t>称重传感器</w:t>
             </w:r>
           </w:p>
         </w:tc>
@@ -1015,7 +1015,7 @@
                 <w:b w:val="0"/>
                 <w:sz w:val="17"/>
               </w:rPr>
-              <w:t>PA2 → GPIO6 · PA3 ← GPIO7 · GND</w:t>
+              <w:t>接 HX711 的 E+ / E− / A+ / A−</w:t>
             </w:r>
           </w:p>
         </w:tc>
@@ -1035,7 +1035,7 @@
                 <w:b w:val="0"/>
                 <w:sz w:val="17"/>
               </w:rPr>
-              <w:t>3 根（+ 自己的电源）</w:t>
+              <w:t>4 根</w:t>
             </w:r>
           </w:p>
         </w:tc>
@@ -1055,7 +1055,7 @@
                 <w:b w:val="0"/>
                 <w:sz w:val="17"/>
               </w:rPr>
-              <w:t>WiFi + 网页</w:t>
+              <w:t>★ 颜色以实物说明为准</w:t>
             </w:r>
           </w:p>
         </w:tc>
@@ -1081,7 +1081,7 @@
                 <w:b/>
                 <w:sz w:val="17"/>
               </w:rPr>
-              <w:t>USB-TTL（CH340）</w:t>
+              <w:t>ESP32-C3 核心板</w:t>
             </w:r>
           </w:p>
         </w:tc>
@@ -1102,7 +1102,7 @@
                 <w:b w:val="0"/>
                 <w:sz w:val="17"/>
               </w:rPr>
-              <w:t>TXD → PA10 · RXD → PA9 · GND</w:t>
+              <w:t>PA2 → GPIO6 · PA3 ← GPIO7 · GND</w:t>
             </w:r>
           </w:p>
         </w:tc>
@@ -1123,7 +1123,7 @@
                 <w:b w:val="0"/>
                 <w:sz w:val="17"/>
               </w:rPr>
-              <w:t>3 根</w:t>
+              <w:t>3 根（+ 自己的电源）</w:t>
             </w:r>
           </w:p>
         </w:tc>
@@ -1144,7 +1144,7 @@
                 <w:b w:val="0"/>
                 <w:sz w:val="17"/>
               </w:rPr>
-              <w:t>烧录 + 调试打印</w:t>
+              <w:t>WiFi + 网页</w:t>
             </w:r>
           </w:p>
         </w:tc>
@@ -1169,7 +1169,7 @@
                 <w:b/>
                 <w:sz w:val="17"/>
               </w:rPr>
-              <w:t>5V 适配器 ×2</w:t>
+              <w:t>USB-TTL（CH340）</w:t>
             </w:r>
           </w:p>
         </w:tc>
@@ -1189,7 +1189,7 @@
                 <w:b w:val="0"/>
                 <w:sz w:val="17"/>
               </w:rPr>
-              <w:t>STM32 Micro USB / ESP32 Type-C</w:t>
+              <w:t>TXD → PA10 · RXD → PA9 · GND</w:t>
             </w:r>
           </w:p>
         </w:tc>
@@ -1209,6 +1209,94 @@
                 <w:b w:val="0"/>
                 <w:sz w:val="17"/>
               </w:rPr>
+              <w:t>3 根</w:t>
+            </w:r>
+          </w:p>
+        </w:tc>
+        <w:tc>
+          <w:tcPr>
+            <w:tcW w:type="dxa" w:w="1928"/>
+            <w:vAlign w:val="center"/>
+          </w:tcPr>
+          <w:p>
+            <w:pPr>
+              <w:spacing w:after="0" w:before="0" w:line="264" w:lineRule="auto"/>
+              <w:jc w:val="left"/>
+            </w:pPr>
+            <w:r>
+              <w:rPr>
+                <w:rFonts w:ascii="Calibri" w:hAnsi="Calibri" w:eastAsia="宋体"/>
+                <w:b w:val="0"/>
+                <w:sz w:val="17"/>
+              </w:rPr>
+              <w:t>烧录 + 调试打印</w:t>
+            </w:r>
+          </w:p>
+        </w:tc>
+      </w:tr>
+      <w:tr>
+        <w:trPr>
+          <w:cantSplit w:val="true"/>
+        </w:trPr>
+        <w:tc>
+          <w:tcPr>
+            <w:tcW w:type="dxa" w:w="2268"/>
+            <w:vAlign w:val="center"/>
+            <w:shd w:val="clear" w:color="auto" w:fill="F2F5F9"/>
+          </w:tcPr>
+          <w:p>
+            <w:pPr>
+              <w:spacing w:after="0" w:before="0" w:line="264" w:lineRule="auto"/>
+              <w:jc w:val="left"/>
+            </w:pPr>
+            <w:r>
+              <w:rPr>
+                <w:rFonts w:ascii="Calibri" w:hAnsi="Calibri" w:eastAsia="宋体"/>
+                <w:b/>
+                <w:sz w:val="17"/>
+              </w:rPr>
+              <w:t>5V 适配器 ×2</w:t>
+            </w:r>
+          </w:p>
+        </w:tc>
+        <w:tc>
+          <w:tcPr>
+            <w:tcW w:type="dxa" w:w="3742"/>
+            <w:vAlign w:val="center"/>
+            <w:shd w:val="clear" w:color="auto" w:fill="F2F5F9"/>
+          </w:tcPr>
+          <w:p>
+            <w:pPr>
+              <w:spacing w:after="0" w:before="0" w:line="264" w:lineRule="auto"/>
+              <w:jc w:val="left"/>
+            </w:pPr>
+            <w:r>
+              <w:rPr>
+                <w:rFonts w:ascii="Calibri" w:hAnsi="Calibri" w:eastAsia="宋体"/>
+                <w:b w:val="0"/>
+                <w:sz w:val="17"/>
+              </w:rPr>
+              <w:t>STM32 Micro USB / ESP32 Type-C</w:t>
+            </w:r>
+          </w:p>
+        </w:tc>
+        <w:tc>
+          <w:tcPr>
+            <w:tcW w:type="dxa" w:w="1701"/>
+            <w:vAlign w:val="center"/>
+            <w:shd w:val="clear" w:color="auto" w:fill="F2F5F9"/>
+          </w:tcPr>
+          <w:p>
+            <w:pPr>
+              <w:spacing w:after="0" w:before="0" w:line="264" w:lineRule="auto"/>
+              <w:jc w:val="left"/>
+            </w:pPr>
+            <w:r>
+              <w:rPr>
+                <w:rFonts w:ascii="Calibri" w:hAnsi="Calibri" w:eastAsia="宋体"/>
+                <w:b w:val="0"/>
+                <w:sz w:val="17"/>
+              </w:rPr>
               <w:t>2 路</w:t>
             </w:r>
           </w:p>
@@ -1217,6 +1305,7 @@
           <w:tcPr>
             <w:tcW w:type="dxa" w:w="1928"/>
             <w:vAlign w:val="center"/>
+            <w:shd w:val="clear" w:color="auto" w:fill="F2F5F9"/>
           </w:tcPr>
           <w:p>
             <w:pPr>
@@ -1246,7 +1335,7 @@
           <w:color w:val="606B75"/>
           <w:sz w:val="18"/>
         </w:rPr>
-        <w:t>合计占用 17 个 GPIO（含 1 个预留），F103C8T6 的 I/O 余量充足（蓝板上 PD0/PD1 被 8MHz 晶振占用，不参与分配）。</w:t>
+        <w:t>合计占用 18 个 GPIO（无预留，PB12 已用于滴速），F103C8T6 的 I/O 余量充足（蓝板上 PD0/PD1 被 8MHz 晶振占用，不参与分配）。</w:t>
       </w:r>
     </w:p>
     <w:p>
@@ -3163,7 +3252,7 @@
                 <w:b w:val="0"/>
                 <w:sz w:val="16"/>
               </w:rPr>
-              <w:t>预留：滴速 IR 输入</w:t>
+              <w:t>红外对射信号（数滴）</w:t>
             </w:r>
           </w:p>
         </w:tc>
@@ -3183,7 +3272,7 @@
                 <w:b w:val="0"/>
                 <w:sz w:val="16"/>
               </w:rPr>
-              <w:t>输入上拉 IPU</w:t>
+              <w:t>输入上拉 IPU + 外部中断</w:t>
             </w:r>
           </w:p>
         </w:tc>
@@ -3203,7 +3292,7 @@
                 <w:b w:val="0"/>
                 <w:sz w:val="16"/>
               </w:rPr>
-              <w:t>3P 排针 SIG（3V3/GND/SIG）</w:t>
+              <w:t>红外接收头 OUT（3 线模块）</w:t>
             </w:r>
           </w:p>
         </w:tc>
@@ -3223,7 +3312,7 @@
                 <w:b w:val="0"/>
                 <w:sz w:val="16"/>
               </w:rPr>
-              <w:t>做滴速时才接，现在只留排针</w:t>
+              <w:t>★每滴产生一次下降沿 → 中断计数；模块 3V3 供电</w:t>
             </w:r>
           </w:p>
         </w:tc>
@@ -5981,6 +6070,514 @@
         <w:pStyle w:val="Heading2"/>
       </w:pPr>
       <w:r>
+        <w:t>红外对射（滴速 · 分体式）</w:t>
+      </w:r>
+    </w:p>
+    <w:tbl>
+      <w:tblPr>
+        <w:tblStyle w:val="TableGrid"/>
+        <w:tblW w:type="auto" w:w="0"/>
+        <w:jc w:val="center"/>
+        <w:tblLook w:firstColumn="1" w:firstRow="1" w:lastColumn="0" w:lastRow="0" w:noHBand="0" w:noVBand="1" w:val="04A0"/>
+        <w:tblBorders>
+          <w:top w:val="single" w:sz="8" w:space="0" w:color="9AA7B4"/>
+          <w:left w:val="single" w:sz="8" w:space="0" w:color="9AA7B4"/>
+          <w:bottom w:val="single" w:sz="8" w:space="0" w:color="9AA7B4"/>
+          <w:right w:val="single" w:sz="8" w:space="0" w:color="9AA7B4"/>
+          <w:insideH w:val="single" w:sz="4" w:space="0" w:color="9AA7B4"/>
+          <w:insideV w:val="single" w:sz="4" w:space="0" w:color="9AA7B4"/>
+        </w:tblBorders>
+        <w:tblLayout w:type="fixed"/>
+        <w:tblCellMar>
+          <w:top w:w="40" w:type="dxa"/>
+          <w:left w:w="80" w:type="dxa"/>
+          <w:bottom w:w="40" w:type="dxa"/>
+          <w:right w:w="80" w:type="dxa"/>
+        </w:tblCellMar>
+        <w:tblLayout w:type="fixed"/>
+      </w:tblPr>
+      <w:tblGrid>
+        <w:gridCol w:w="2948"/>
+        <w:gridCol w:w="3175"/>
+        <w:gridCol w:w="3515"/>
+      </w:tblGrid>
+      <w:tr>
+        <w:trPr>
+          <w:tblHeader w:val="true"/>
+          <w:cantSplit w:val="true"/>
+        </w:trPr>
+        <w:tc>
+          <w:tcPr>
+            <w:tcW w:type="dxa" w:w="2948"/>
+            <w:vAlign w:val="center"/>
+            <w:shd w:val="clear" w:color="auto" w:fill="1F3B60"/>
+          </w:tcPr>
+          <w:p>
+            <w:pPr>
+              <w:spacing w:after="0" w:before="0"/>
+              <w:jc w:val="center"/>
+            </w:pPr>
+            <w:r>
+              <w:rPr>
+                <w:rFonts w:ascii="Calibri" w:hAnsi="Calibri" w:eastAsia="宋体"/>
+                <w:b/>
+                <w:color w:val="FFFFFF"/>
+                <w:sz w:val="17"/>
+              </w:rPr>
+              <w:t>器件管脚</w:t>
+            </w:r>
+          </w:p>
+        </w:tc>
+        <w:tc>
+          <w:tcPr>
+            <w:tcW w:type="dxa" w:w="3175"/>
+            <w:vAlign w:val="center"/>
+            <w:shd w:val="clear" w:color="auto" w:fill="1F3B60"/>
+          </w:tcPr>
+          <w:p>
+            <w:pPr>
+              <w:spacing w:after="0" w:before="0"/>
+              <w:jc w:val="center"/>
+            </w:pPr>
+            <w:r>
+              <w:rPr>
+                <w:rFonts w:ascii="Calibri" w:hAnsi="Calibri" w:eastAsia="宋体"/>
+                <w:b/>
+                <w:color w:val="FFFFFF"/>
+                <w:sz w:val="17"/>
+              </w:rPr>
+              <w:t>接到</w:t>
+            </w:r>
+          </w:p>
+        </w:tc>
+        <w:tc>
+          <w:tcPr>
+            <w:tcW w:type="dxa" w:w="3515"/>
+            <w:vAlign w:val="center"/>
+            <w:shd w:val="clear" w:color="auto" w:fill="1F3B60"/>
+          </w:tcPr>
+          <w:p>
+            <w:pPr>
+              <w:spacing w:after="0" w:before="0"/>
+              <w:jc w:val="center"/>
+            </w:pPr>
+            <w:r>
+              <w:rPr>
+                <w:rFonts w:ascii="Calibri" w:hAnsi="Calibri" w:eastAsia="宋体"/>
+                <w:b/>
+                <w:color w:val="FFFFFF"/>
+                <w:sz w:val="17"/>
+              </w:rPr>
+              <w:t>备注</w:t>
+            </w:r>
+          </w:p>
+        </w:tc>
+      </w:tr>
+      <w:tr>
+        <w:trPr>
+          <w:cantSplit w:val="true"/>
+        </w:trPr>
+        <w:tc>
+          <w:tcPr>
+            <w:tcW w:type="dxa" w:w="2948"/>
+            <w:vAlign w:val="center"/>
+          </w:tcPr>
+          <w:p>
+            <w:pPr>
+              <w:spacing w:after="0" w:before="0" w:line="264" w:lineRule="auto"/>
+              <w:jc w:val="left"/>
+            </w:pPr>
+            <w:r>
+              <w:rPr>
+                <w:rFonts w:ascii="Calibri" w:hAnsi="Calibri" w:eastAsia="宋体"/>
+                <w:b/>
+                <w:sz w:val="17"/>
+              </w:rPr>
+              <w:t>发射头 VCC</w:t>
+            </w:r>
+          </w:p>
+        </w:tc>
+        <w:tc>
+          <w:tcPr>
+            <w:tcW w:type="dxa" w:w="3175"/>
+            <w:vAlign w:val="center"/>
+          </w:tcPr>
+          <w:p>
+            <w:pPr>
+              <w:spacing w:after="0" w:before="0" w:line="264" w:lineRule="auto"/>
+              <w:jc w:val="left"/>
+            </w:pPr>
+            <w:r>
+              <w:rPr>
+                <w:rFonts w:ascii="Calibri" w:hAnsi="Calibri" w:eastAsia="宋体"/>
+                <w:b w:val="0"/>
+                <w:sz w:val="17"/>
+              </w:rPr>
+              <w:t>3V3 电源轨</w:t>
+            </w:r>
+          </w:p>
+        </w:tc>
+        <w:tc>
+          <w:tcPr>
+            <w:tcW w:type="dxa" w:w="3515"/>
+            <w:vAlign w:val="center"/>
+          </w:tcPr>
+          <w:p>
+            <w:pPr>
+              <w:spacing w:after="0" w:before="0" w:line="264" w:lineRule="auto"/>
+              <w:jc w:val="left"/>
+            </w:pPr>
+            <w:r>
+              <w:rPr>
+                <w:rFonts w:ascii="Calibri" w:hAnsi="Calibri" w:eastAsia="宋体"/>
+                <w:b w:val="0"/>
+                <w:sz w:val="17"/>
+              </w:rPr>
+              <w:t>★ 若模块未带限流电阻，阳极串 220Ω</w:t>
+            </w:r>
+          </w:p>
+        </w:tc>
+      </w:tr>
+      <w:tr>
+        <w:trPr>
+          <w:cantSplit w:val="true"/>
+        </w:trPr>
+        <w:tc>
+          <w:tcPr>
+            <w:tcW w:type="dxa" w:w="2948"/>
+            <w:vAlign w:val="center"/>
+            <w:shd w:val="clear" w:color="auto" w:fill="F2F5F9"/>
+          </w:tcPr>
+          <w:p>
+            <w:pPr>
+              <w:spacing w:after="0" w:before="0" w:line="264" w:lineRule="auto"/>
+              <w:jc w:val="left"/>
+            </w:pPr>
+            <w:r>
+              <w:rPr>
+                <w:rFonts w:ascii="Calibri" w:hAnsi="Calibri" w:eastAsia="宋体"/>
+                <w:b/>
+                <w:sz w:val="17"/>
+              </w:rPr>
+              <w:t>发射头 GND</w:t>
+            </w:r>
+          </w:p>
+        </w:tc>
+        <w:tc>
+          <w:tcPr>
+            <w:tcW w:type="dxa" w:w="3175"/>
+            <w:vAlign w:val="center"/>
+            <w:shd w:val="clear" w:color="auto" w:fill="F2F5F9"/>
+          </w:tcPr>
+          <w:p>
+            <w:pPr>
+              <w:spacing w:after="0" w:before="0" w:line="264" w:lineRule="auto"/>
+              <w:jc w:val="left"/>
+            </w:pPr>
+            <w:r>
+              <w:rPr>
+                <w:rFonts w:ascii="Calibri" w:hAnsi="Calibri" w:eastAsia="宋体"/>
+                <w:b w:val="0"/>
+                <w:sz w:val="17"/>
+              </w:rPr>
+              <w:t>GND 轨</w:t>
+            </w:r>
+          </w:p>
+        </w:tc>
+        <w:tc>
+          <w:tcPr>
+            <w:tcW w:type="dxa" w:w="3515"/>
+            <w:vAlign w:val="center"/>
+            <w:shd w:val="clear" w:color="auto" w:fill="F2F5F9"/>
+          </w:tcPr>
+          <w:p>
+            <w:pPr>
+              <w:spacing w:after="0" w:before="0" w:line="264" w:lineRule="auto"/>
+              <w:jc w:val="left"/>
+            </w:pPr>
+            <w:r>
+              <w:rPr>
+                <w:rFonts w:ascii="Calibri" w:hAnsi="Calibri" w:eastAsia="宋体"/>
+                <w:b w:val="0"/>
+                <w:sz w:val="17"/>
+              </w:rPr>
+              <w:t>—</w:t>
+            </w:r>
+          </w:p>
+        </w:tc>
+      </w:tr>
+      <w:tr>
+        <w:trPr>
+          <w:cantSplit w:val="true"/>
+        </w:trPr>
+        <w:tc>
+          <w:tcPr>
+            <w:tcW w:type="dxa" w:w="2948"/>
+            <w:vAlign w:val="center"/>
+          </w:tcPr>
+          <w:p>
+            <w:pPr>
+              <w:spacing w:after="0" w:before="0" w:line="264" w:lineRule="auto"/>
+              <w:jc w:val="left"/>
+            </w:pPr>
+            <w:r>
+              <w:rPr>
+                <w:rFonts w:ascii="Calibri" w:hAnsi="Calibri" w:eastAsia="宋体"/>
+                <w:b/>
+                <w:sz w:val="17"/>
+              </w:rPr>
+              <w:t>接收头 VCC</w:t>
+            </w:r>
+          </w:p>
+        </w:tc>
+        <w:tc>
+          <w:tcPr>
+            <w:tcW w:type="dxa" w:w="3175"/>
+            <w:vAlign w:val="center"/>
+          </w:tcPr>
+          <w:p>
+            <w:pPr>
+              <w:spacing w:after="0" w:before="0" w:line="264" w:lineRule="auto"/>
+              <w:jc w:val="left"/>
+            </w:pPr>
+            <w:r>
+              <w:rPr>
+                <w:rFonts w:ascii="Calibri" w:hAnsi="Calibri" w:eastAsia="宋体"/>
+                <w:b w:val="0"/>
+                <w:sz w:val="17"/>
+              </w:rPr>
+              <w:t>3V3 电源轨</w:t>
+            </w:r>
+          </w:p>
+        </w:tc>
+        <w:tc>
+          <w:tcPr>
+            <w:tcW w:type="dxa" w:w="3515"/>
+            <w:vAlign w:val="center"/>
+          </w:tcPr>
+          <w:p>
+            <w:pPr>
+              <w:spacing w:after="0" w:before="0" w:line="264" w:lineRule="auto"/>
+              <w:jc w:val="left"/>
+            </w:pPr>
+            <w:r>
+              <w:rPr>
+                <w:rFonts w:ascii="Calibri" w:hAnsi="Calibri" w:eastAsia="宋体"/>
+                <w:b w:val="0"/>
+                <w:sz w:val="17"/>
+              </w:rPr>
+              <w:t>带比较器的模块直接 3V3</w:t>
+            </w:r>
+          </w:p>
+        </w:tc>
+      </w:tr>
+      <w:tr>
+        <w:trPr>
+          <w:cantSplit w:val="true"/>
+        </w:trPr>
+        <w:tc>
+          <w:tcPr>
+            <w:tcW w:type="dxa" w:w="2948"/>
+            <w:vAlign w:val="center"/>
+            <w:shd w:val="clear" w:color="auto" w:fill="F2F5F9"/>
+          </w:tcPr>
+          <w:p>
+            <w:pPr>
+              <w:spacing w:after="0" w:before="0" w:line="264" w:lineRule="auto"/>
+              <w:jc w:val="left"/>
+            </w:pPr>
+            <w:r>
+              <w:rPr>
+                <w:rFonts w:ascii="Calibri" w:hAnsi="Calibri" w:eastAsia="宋体"/>
+                <w:b/>
+                <w:sz w:val="17"/>
+              </w:rPr>
+              <w:t>接收头 GND</w:t>
+            </w:r>
+          </w:p>
+        </w:tc>
+        <w:tc>
+          <w:tcPr>
+            <w:tcW w:type="dxa" w:w="3175"/>
+            <w:vAlign w:val="center"/>
+            <w:shd w:val="clear" w:color="auto" w:fill="F2F5F9"/>
+          </w:tcPr>
+          <w:p>
+            <w:pPr>
+              <w:spacing w:after="0" w:before="0" w:line="264" w:lineRule="auto"/>
+              <w:jc w:val="left"/>
+            </w:pPr>
+            <w:r>
+              <w:rPr>
+                <w:rFonts w:ascii="Calibri" w:hAnsi="Calibri" w:eastAsia="宋体"/>
+                <w:b w:val="0"/>
+                <w:sz w:val="17"/>
+              </w:rPr>
+              <w:t>GND 轨</w:t>
+            </w:r>
+          </w:p>
+        </w:tc>
+        <w:tc>
+          <w:tcPr>
+            <w:tcW w:type="dxa" w:w="3515"/>
+            <w:vAlign w:val="center"/>
+            <w:shd w:val="clear" w:color="auto" w:fill="F2F5F9"/>
+          </w:tcPr>
+          <w:p>
+            <w:pPr>
+              <w:spacing w:after="0" w:before="0" w:line="264" w:lineRule="auto"/>
+              <w:jc w:val="left"/>
+            </w:pPr>
+            <w:r>
+              <w:rPr>
+                <w:rFonts w:ascii="Calibri" w:hAnsi="Calibri" w:eastAsia="宋体"/>
+                <w:b w:val="0"/>
+                <w:sz w:val="17"/>
+              </w:rPr>
+              <w:t>—</w:t>
+            </w:r>
+          </w:p>
+        </w:tc>
+      </w:tr>
+      <w:tr>
+        <w:trPr>
+          <w:cantSplit w:val="true"/>
+        </w:trPr>
+        <w:tc>
+          <w:tcPr>
+            <w:tcW w:type="dxa" w:w="2948"/>
+            <w:vAlign w:val="center"/>
+          </w:tcPr>
+          <w:p>
+            <w:pPr>
+              <w:spacing w:after="0" w:before="0" w:line="264" w:lineRule="auto"/>
+              <w:jc w:val="left"/>
+            </w:pPr>
+            <w:r>
+              <w:rPr>
+                <w:rFonts w:ascii="Calibri" w:hAnsi="Calibri" w:eastAsia="宋体"/>
+                <w:b/>
+                <w:sz w:val="17"/>
+              </w:rPr>
+              <w:t>接收头 OUT（DO）</w:t>
+            </w:r>
+          </w:p>
+        </w:tc>
+        <w:tc>
+          <w:tcPr>
+            <w:tcW w:type="dxa" w:w="3175"/>
+            <w:vAlign w:val="center"/>
+          </w:tcPr>
+          <w:p>
+            <w:pPr>
+              <w:spacing w:after="0" w:before="0" w:line="264" w:lineRule="auto"/>
+              <w:jc w:val="left"/>
+            </w:pPr>
+            <w:r>
+              <w:rPr>
+                <w:rFonts w:ascii="Calibri" w:hAnsi="Calibri" w:eastAsia="宋体"/>
+                <w:b w:val="0"/>
+                <w:sz w:val="17"/>
+              </w:rPr>
+              <w:t>PB12</w:t>
+            </w:r>
+          </w:p>
+        </w:tc>
+        <w:tc>
+          <w:tcPr>
+            <w:tcW w:type="dxa" w:w="3515"/>
+            <w:vAlign w:val="center"/>
+          </w:tcPr>
+          <w:p>
+            <w:pPr>
+              <w:spacing w:after="0" w:before="0" w:line="264" w:lineRule="auto"/>
+              <w:jc w:val="left"/>
+            </w:pPr>
+            <w:r>
+              <w:rPr>
+                <w:rFonts w:ascii="Calibri" w:hAnsi="Calibri" w:eastAsia="宋体"/>
+                <w:b w:val="0"/>
+                <w:sz w:val="17"/>
+              </w:rPr>
+              <w:t>★ 先无遮挡量一次、手挡一次，确认有效电平再写代码</w:t>
+            </w:r>
+          </w:p>
+        </w:tc>
+      </w:tr>
+      <w:tr>
+        <w:trPr>
+          <w:cantSplit w:val="true"/>
+        </w:trPr>
+        <w:tc>
+          <w:tcPr>
+            <w:tcW w:type="dxa" w:w="2948"/>
+            <w:vAlign w:val="center"/>
+            <w:shd w:val="clear" w:color="auto" w:fill="F2F5F9"/>
+          </w:tcPr>
+          <w:p>
+            <w:pPr>
+              <w:spacing w:after="0" w:before="0" w:line="264" w:lineRule="auto"/>
+              <w:jc w:val="left"/>
+            </w:pPr>
+            <w:r>
+              <w:rPr>
+                <w:rFonts w:ascii="Calibri" w:hAnsi="Calibri" w:eastAsia="宋体"/>
+                <w:b/>
+                <w:sz w:val="17"/>
+              </w:rPr>
+              <w:t>机械固定</w:t>
+            </w:r>
+          </w:p>
+        </w:tc>
+        <w:tc>
+          <w:tcPr>
+            <w:tcW w:type="dxa" w:w="3175"/>
+            <w:vAlign w:val="center"/>
+            <w:shd w:val="clear" w:color="auto" w:fill="F2F5F9"/>
+          </w:tcPr>
+          <w:p>
+            <w:pPr>
+              <w:spacing w:after="0" w:before="0" w:line="264" w:lineRule="auto"/>
+              <w:jc w:val="left"/>
+            </w:pPr>
+            <w:r>
+              <w:rPr>
+                <w:rFonts w:ascii="Calibri" w:hAnsi="Calibri" w:eastAsia="宋体"/>
+                <w:b w:val="0"/>
+                <w:sz w:val="17"/>
+              </w:rPr>
+              <w:t>夹在滴壶【壶体两侧】，光路穿过壶内滴嘴与液面之间</w:t>
+            </w:r>
+          </w:p>
+        </w:tc>
+        <w:tc>
+          <w:tcPr>
+            <w:tcW w:type="dxa" w:w="3515"/>
+            <w:vAlign w:val="center"/>
+            <w:shd w:val="clear" w:color="auto" w:fill="F2F5F9"/>
+          </w:tcPr>
+          <w:p>
+            <w:pPr>
+              <w:spacing w:after="0" w:before="0" w:line="264" w:lineRule="auto"/>
+              <w:jc w:val="left"/>
+            </w:pPr>
+            <w:r>
+              <w:rPr>
+                <w:rFonts w:ascii="Calibri" w:hAnsi="Calibri" w:eastAsia="宋体"/>
+                <w:b w:val="0"/>
+                <w:sz w:val="17"/>
+              </w:rPr>
+              <w:t>★ 必须加遮光罩：环境光/日光灯会让它误计数</w:t>
+            </w:r>
+          </w:p>
+        </w:tc>
+      </w:tr>
+    </w:tbl>
+    <w:p>
+      <w:pPr>
+        <w:pStyle w:val="Heading2"/>
+      </w:pPr>
+      <w:r>
         <w:t>HX711 模块 —— MCU 侧（4 针）</w:t>
       </w:r>
     </w:p>
@@ -8317,7 +8914,7 @@
                 <w:b/>
                 <w:sz w:val="17"/>
               </w:rPr>
-              <w:t>ESP32-C3</w:t>
+              <w:t>红外对射（滴速）</w:t>
             </w:r>
           </w:p>
         </w:tc>
@@ -8338,7 +8935,7 @@
                 <w:b w:val="0"/>
                 <w:sz w:val="17"/>
               </w:rPr>
-              <w:t>★ 自己的 Type-C 5V</w:t>
+              <w:t>3V3 轨</w:t>
             </w:r>
           </w:p>
         </w:tc>
@@ -8359,7 +8956,7 @@
                 <w:b w:val="0"/>
                 <w:sz w:val="17"/>
               </w:rPr>
-              <w:t>约 80mA 平均，尖峰 350mA</w:t>
+              <w:t>约 5~15mA</w:t>
             </w:r>
           </w:p>
         </w:tc>
@@ -8384,7 +8981,7 @@
                 <w:b/>
                 <w:sz w:val="17"/>
               </w:rPr>
-              <w:t>合计（不含 ESP32）</w:t>
+              <w:t>ESP32-C3</w:t>
             </w:r>
           </w:p>
         </w:tc>
@@ -8404,7 +9001,7 @@
                 <w:b w:val="0"/>
                 <w:sz w:val="17"/>
               </w:rPr>
-              <w:t>STM32 板载 AMS1117 承担</w:t>
+              <w:t>★ 自己的 Type-C 5V</w:t>
             </w:r>
           </w:p>
         </w:tc>
@@ -8424,7 +9021,75 @@
                 <w:b w:val="0"/>
                 <w:sz w:val="17"/>
               </w:rPr>
-              <w:t>约 65mA，AMS1117 完全够</w:t>
+              <w:t>约 80mA 平均，尖峰 350mA</w:t>
+            </w:r>
+          </w:p>
+        </w:tc>
+      </w:tr>
+      <w:tr>
+        <w:trPr>
+          <w:cantSplit w:val="true"/>
+        </w:trPr>
+        <w:tc>
+          <w:tcPr>
+            <w:tcW w:type="dxa" w:w="2608"/>
+            <w:vAlign w:val="center"/>
+            <w:shd w:val="clear" w:color="auto" w:fill="F2F5F9"/>
+          </w:tcPr>
+          <w:p>
+            <w:pPr>
+              <w:spacing w:after="0" w:before="0" w:line="264" w:lineRule="auto"/>
+              <w:jc w:val="left"/>
+            </w:pPr>
+            <w:r>
+              <w:rPr>
+                <w:rFonts w:ascii="Calibri" w:hAnsi="Calibri" w:eastAsia="宋体"/>
+                <w:b/>
+                <w:sz w:val="17"/>
+              </w:rPr>
+              <w:t>合计（不含 ESP32）</w:t>
+            </w:r>
+          </w:p>
+        </w:tc>
+        <w:tc>
+          <w:tcPr>
+            <w:tcW w:type="dxa" w:w="3628"/>
+            <w:vAlign w:val="center"/>
+            <w:shd w:val="clear" w:color="auto" w:fill="F2F5F9"/>
+          </w:tcPr>
+          <w:p>
+            <w:pPr>
+              <w:spacing w:after="0" w:before="0" w:line="264" w:lineRule="auto"/>
+              <w:jc w:val="left"/>
+            </w:pPr>
+            <w:r>
+              <w:rPr>
+                <w:rFonts w:ascii="Calibri" w:hAnsi="Calibri" w:eastAsia="宋体"/>
+                <w:b w:val="0"/>
+                <w:sz w:val="17"/>
+              </w:rPr>
+              <w:t>STM32 板载 AMS1117 承担</w:t>
+            </w:r>
+          </w:p>
+        </w:tc>
+        <w:tc>
+          <w:tcPr>
+            <w:tcW w:type="dxa" w:w="3402"/>
+            <w:vAlign w:val="center"/>
+            <w:shd w:val="clear" w:color="auto" w:fill="F2F5F9"/>
+          </w:tcPr>
+          <w:p>
+            <w:pPr>
+              <w:spacing w:after="0" w:before="0" w:line="264" w:lineRule="auto"/>
+              <w:jc w:val="left"/>
+            </w:pPr>
+            <w:r>
+              <w:rPr>
+                <w:rFonts w:ascii="Calibri" w:hAnsi="Calibri" w:eastAsia="宋体"/>
+                <w:b w:val="0"/>
+                <w:sz w:val="17"/>
+              </w:rPr>
+              <w:t>约 70~80mA，AMS1117 完全够</w:t>
             </w:r>
           </w:p>
         </w:tc>
@@ -9976,6 +10641,139 @@
                 <w:sz w:val="17"/>
               </w:rPr>
               <w:t>课题要求称重</w:t>
+            </w:r>
+          </w:p>
+        </w:tc>
+      </w:tr>
+      <w:tr>
+        <w:trPr>
+          <w:cantSplit w:val="true"/>
+        </w:trPr>
+        <w:tc>
+          <w:tcPr>
+            <w:tcW w:type="dxa" w:w="3628"/>
+            <w:vAlign w:val="center"/>
+          </w:tcPr>
+          <w:p>
+            <w:pPr>
+              <w:spacing w:after="0" w:before="0" w:line="264" w:lineRule="auto"/>
+              <w:jc w:val="left"/>
+            </w:pPr>
+            <w:r>
+              <w:rPr>
+                <w:rFonts w:ascii="Calibri" w:hAnsi="Calibri" w:eastAsia="宋体"/>
+                <w:b w:val="0"/>
+                <w:sz w:val="17"/>
+              </w:rPr>
+              <w:t>没有滴速</w:t>
+            </w:r>
+          </w:p>
+        </w:tc>
+        <w:tc>
+          <w:tcPr>
+            <w:tcW w:type="dxa" w:w="3402"/>
+            <w:vAlign w:val="center"/>
+          </w:tcPr>
+          <w:p>
+            <w:pPr>
+              <w:spacing w:after="0" w:before="0" w:line="264" w:lineRule="auto"/>
+              <w:jc w:val="left"/>
+            </w:pPr>
+            <w:r>
+              <w:rPr>
+                <w:rFonts w:ascii="Calibri" w:hAnsi="Calibri" w:eastAsia="宋体"/>
+                <w:b w:val="0"/>
+                <w:sz w:val="17"/>
+              </w:rPr>
+              <w:t>PB12 = 红外对射信号（外部中断）</w:t>
+            </w:r>
+          </w:p>
+        </w:tc>
+        <w:tc>
+          <w:tcPr>
+            <w:tcW w:type="dxa" w:w="2608"/>
+            <w:vAlign w:val="center"/>
+          </w:tcPr>
+          <w:p>
+            <w:pPr>
+              <w:spacing w:after="0" w:before="0" w:line="264" w:lineRule="auto"/>
+              <w:jc w:val="left"/>
+            </w:pPr>
+            <w:r>
+              <w:rPr>
+                <w:rFonts w:ascii="Calibri" w:hAnsi="Calibri" w:eastAsia="宋体"/>
+                <w:b w:val="0"/>
+                <w:sz w:val="17"/>
+              </w:rPr>
+              <w:t>2026-10-22 导师确认滴速要做</w:t>
+            </w:r>
+          </w:p>
+        </w:tc>
+      </w:tr>
+      <w:tr>
+        <w:trPr>
+          <w:cantSplit w:val="true"/>
+        </w:trPr>
+        <w:tc>
+          <w:tcPr>
+            <w:tcW w:type="dxa" w:w="3628"/>
+            <w:vAlign w:val="center"/>
+            <w:shd w:val="clear" w:color="auto" w:fill="F2F5F9"/>
+          </w:tcPr>
+          <w:p>
+            <w:pPr>
+              <w:spacing w:after="0" w:before="0" w:line="264" w:lineRule="auto"/>
+              <w:jc w:val="left"/>
+            </w:pPr>
+            <w:r>
+              <w:rPr>
+                <w:rFonts w:ascii="Calibri" w:hAnsi="Calibri" w:eastAsia="宋体"/>
+                <w:b w:val="0"/>
+                <w:sz w:val="17"/>
+              </w:rPr>
+              <w:t>ESP32 做 TCP Server，手机 App 直连</w:t>
+            </w:r>
+          </w:p>
+        </w:tc>
+        <w:tc>
+          <w:tcPr>
+            <w:tcW w:type="dxa" w:w="3402"/>
+            <w:vAlign w:val="center"/>
+            <w:shd w:val="clear" w:color="auto" w:fill="F2F5F9"/>
+          </w:tcPr>
+          <w:p>
+            <w:pPr>
+              <w:spacing w:after="0" w:before="0" w:line="264" w:lineRule="auto"/>
+              <w:jc w:val="left"/>
+            </w:pPr>
+            <w:r>
+              <w:rPr>
+                <w:rFonts w:ascii="Calibri" w:hAnsi="Calibri" w:eastAsia="宋体"/>
+                <w:b w:val="0"/>
+                <w:sz w:val="17"/>
+              </w:rPr>
+              <w:t>不变：手机与 ESP32 同一热点，App 直连 8080</w:t>
+            </w:r>
+          </w:p>
+        </w:tc>
+        <w:tc>
+          <w:tcPr>
+            <w:tcW w:type="dxa" w:w="2608"/>
+            <w:vAlign w:val="center"/>
+            <w:shd w:val="clear" w:color="auto" w:fill="F2F5F9"/>
+          </w:tcPr>
+          <w:p>
+            <w:pPr>
+              <w:spacing w:after="0" w:before="0" w:line="264" w:lineRule="auto"/>
+              <w:jc w:val="left"/>
+            </w:pPr>
+            <w:r>
+              <w:rPr>
+                <w:rFonts w:ascii="Calibri" w:hAnsi="Calibri" w:eastAsia="宋体"/>
+                <w:b w:val="0"/>
+                <w:sz w:val="17"/>
+              </w:rPr>
+              <w:t>上报层已隔离，可整体换 MQTT</w:t>
             </w:r>
           </w:p>
         </w:tc>
